--- a/prestacao-de-contas/Declaracao_de_Conformidade.docx
+++ b/prestacao-de-contas/Declaracao_de_Conformidade.docx
@@ -219,21 +219,33 @@
             <w:tcW w:type="dxa" w:w="822"/>
             <w:shd w:val="clear" w:color="auto" w:fill="E8EFE8"/>
           </w:tcPr>
-          <w:p/>
+          <w:p>
+            <w:pPr>
+              <w:spacing w:before="0" w:after="0" w:line="240" w:lineRule="auto"/>
+            </w:pPr>
+          </w:p>
         </w:tc>
         <w:tc>
           <w:tcPr>
             <w:tcW w:type="dxa" w:w="822"/>
             <w:shd w:val="clear" w:color="auto" w:fill="E8EFE8"/>
           </w:tcPr>
-          <w:p/>
+          <w:p>
+            <w:pPr>
+              <w:spacing w:before="0" w:after="0" w:line="240" w:lineRule="auto"/>
+            </w:pPr>
+          </w:p>
         </w:tc>
         <w:tc>
           <w:tcPr>
             <w:tcW w:type="dxa" w:w="850"/>
             <w:shd w:val="clear" w:color="auto" w:fill="E8EFE8"/>
           </w:tcPr>
-          <w:p/>
+          <w:p>
+            <w:pPr>
+              <w:spacing w:before="0" w:after="0" w:line="240" w:lineRule="auto"/>
+            </w:pPr>
+          </w:p>
         </w:tc>
       </w:tr>
       <w:tr>
@@ -587,21 +599,33 @@
             <w:tcW w:type="dxa" w:w="822"/>
             <w:shd w:val="clear" w:color="auto" w:fill="E8EFE8"/>
           </w:tcPr>
-          <w:p/>
+          <w:p>
+            <w:pPr>
+              <w:spacing w:before="0" w:after="0" w:line="240" w:lineRule="auto"/>
+            </w:pPr>
+          </w:p>
         </w:tc>
         <w:tc>
           <w:tcPr>
             <w:tcW w:type="dxa" w:w="822"/>
             <w:shd w:val="clear" w:color="auto" w:fill="E8EFE8"/>
           </w:tcPr>
-          <w:p/>
+          <w:p>
+            <w:pPr>
+              <w:spacing w:before="0" w:after="0" w:line="240" w:lineRule="auto"/>
+            </w:pPr>
+          </w:p>
         </w:tc>
         <w:tc>
           <w:tcPr>
             <w:tcW w:type="dxa" w:w="850"/>
             <w:shd w:val="clear" w:color="auto" w:fill="E8EFE8"/>
           </w:tcPr>
-          <w:p/>
+          <w:p>
+            <w:pPr>
+              <w:spacing w:before="0" w:after="0" w:line="240" w:lineRule="auto"/>
+            </w:pPr>
+          </w:p>
         </w:tc>
       </w:tr>
       <w:tr>
@@ -1036,21 +1060,33 @@
             <w:tcW w:type="dxa" w:w="822"/>
             <w:shd w:val="clear" w:color="auto" w:fill="E8EFE8"/>
           </w:tcPr>
-          <w:p/>
+          <w:p>
+            <w:pPr>
+              <w:spacing w:before="0" w:after="0" w:line="240" w:lineRule="auto"/>
+            </w:pPr>
+          </w:p>
         </w:tc>
         <w:tc>
           <w:tcPr>
             <w:tcW w:type="dxa" w:w="822"/>
             <w:shd w:val="clear" w:color="auto" w:fill="E8EFE8"/>
           </w:tcPr>
-          <w:p/>
+          <w:p>
+            <w:pPr>
+              <w:spacing w:before="0" w:after="0" w:line="240" w:lineRule="auto"/>
+            </w:pPr>
+          </w:p>
         </w:tc>
         <w:tc>
           <w:tcPr>
             <w:tcW w:type="dxa" w:w="850"/>
             <w:shd w:val="clear" w:color="auto" w:fill="E8EFE8"/>
           </w:tcPr>
-          <w:p/>
+          <w:p>
+            <w:pPr>
+              <w:spacing w:before="0" w:after="0" w:line="240" w:lineRule="auto"/>
+            </w:pPr>
+          </w:p>
         </w:tc>
       </w:tr>
       <w:tr>
